--- a/lab3_Lopatin.docx
+++ b/lab3_Lopatin.docx
@@ -5,7 +5,7 @@
     <w:p>
       <w:pPr>
         <w:spacing w:after="0" w:line="240" w:lineRule="auto"/>
-        <w:ind w:firstLine="680"/>
+        <w:ind w:firstLine="720"/>
         <w:jc w:val="center"/>
         <w:rPr>
           <w:rFonts w:ascii="Times New Roman" w:hAnsi="Times New Roman" w:cs="Times New Roman"/>
@@ -380,7 +380,7 @@
             <v:path o:extrusionok="f" gradientshapeok="t" o:connecttype="rect"/>
             <o:lock v:ext="edit" aspectratio="t"/>
           </v:shapetype>
-          <v:shape id="_x0000_i1025" type="#_x0000_t75" style="width:6in;height:187.45pt">
+          <v:shape id="_x0000_i1025" type="#_x0000_t75" style="width:6in;height:187.5pt">
             <v:imagedata r:id="rId7" o:title="1"/>
           </v:shape>
         </w:pict>
@@ -462,7 +462,7 @@
           <w:lang w:val="en-US"/>
         </w:rPr>
         <w:pict w14:anchorId="520B6A58">
-          <v:shape id="_x0000_i1026" type="#_x0000_t75" style="width:484.3pt;height:136.55pt">
+          <v:shape id="_x0000_i1026" type="#_x0000_t75" style="width:483.9pt;height:136.5pt">
             <v:imagedata r:id="rId8" o:title="2"/>
           </v:shape>
         </w:pict>
@@ -540,9 +540,9 @@
           <w:szCs w:val="24"/>
         </w:rPr>
         <w:lastRenderedPageBreak/>
-        <w:pict w14:anchorId="1AFB90D5">
-          <v:shape id="_x0000_i1027" type="#_x0000_t75" style="width:484.3pt;height:292.75pt">
-            <v:imagedata r:id="rId9" o:title="9"/>
+        <w:pict w14:anchorId="3FEFED35">
+          <v:shape id="_x0000_i1028" type="#_x0000_t75" style="width:453.5pt;height:363.25pt">
+            <v:imagedata r:id="rId9" o:title="5"/>
           </v:shape>
         </w:pict>
       </w:r>
@@ -572,108 +572,6 @@
           <w:noProof/>
           <w:lang w:val="ru-RU"/>
         </w:rPr>
-        <w:t xml:space="preserve"> 3</w:t>
-      </w:r>
-      <w:r>
-        <w:rPr>
-          <w:b/>
-          <w:bCs/>
-          <w:noProof/>
-          <w:lang w:val="ru-RU"/>
-        </w:rPr>
-        <w:t xml:space="preserve"> -</w:t>
-      </w:r>
-      <w:r>
-        <w:rPr>
-          <w:b/>
-          <w:bCs/>
-          <w:noProof/>
-          <w:lang w:val="ru-RU"/>
-        </w:rPr>
-        <w:t xml:space="preserve"> </w:t>
-      </w:r>
-      <w:r>
-        <w:rPr>
-          <w:b/>
-          <w:lang w:val="ru-RU"/>
-        </w:rPr>
-        <w:t xml:space="preserve">открытый </w:t>
-      </w:r>
-      <w:r>
-        <w:rPr>
-          <w:b/>
-        </w:rPr>
-        <w:t>Pull</w:t>
-      </w:r>
-      <w:r>
-        <w:rPr>
-          <w:b/>
-          <w:lang w:val="ru-RU"/>
-        </w:rPr>
-        <w:t xml:space="preserve"> </w:t>
-      </w:r>
-      <w:r>
-        <w:rPr>
-          <w:b/>
-        </w:rPr>
-        <w:t>Request</w:t>
-      </w:r>
-    </w:p>
-    <w:p>
-      <w:pPr>
-        <w:spacing w:line="240" w:lineRule="auto"/>
-        <w:jc w:val="center"/>
-        <w:rPr>
-          <w:rFonts w:ascii="Times New Roman" w:hAnsi="Times New Roman" w:cs="Times New Roman"/>
-          <w:b/>
-          <w:bCs/>
-          <w:noProof/>
-          <w:sz w:val="24"/>
-          <w:szCs w:val="24"/>
-        </w:rPr>
-      </w:pPr>
-      <w:r>
-        <w:rPr>
-          <w:rFonts w:ascii="Times New Roman" w:hAnsi="Times New Roman" w:cs="Times New Roman"/>
-          <w:b/>
-          <w:bCs/>
-          <w:noProof/>
-          <w:sz w:val="24"/>
-          <w:szCs w:val="24"/>
-        </w:rPr>
-        <w:lastRenderedPageBreak/>
-        <w:pict w14:anchorId="3FEFED35">
-          <v:shape id="_x0000_i1028" type="#_x0000_t75" style="width:453.05pt;height:363.4pt">
-            <v:imagedata r:id="rId10" o:title="5"/>
-          </v:shape>
-        </w:pict>
-      </w:r>
-    </w:p>
-    <w:p>
-      <w:pPr>
-        <w:pStyle w:val="Default"/>
-        <w:jc w:val="center"/>
-        <w:rPr>
-          <w:b/>
-          <w:lang w:val="ru-RU"/>
-        </w:rPr>
-      </w:pPr>
-      <w:r>
-        <w:rPr>
-          <w:b/>
-          <w:bCs/>
-          <w:noProof/>
-          <w:lang w:val="ru-RU"/>
-        </w:rPr>
-        <w:t>Рисунок</w:t>
-      </w:r>
-      <w:r>
-        <w:rPr>
-          <w:b/>
-          <w:bCs/>
-          <w:noProof/>
-          <w:lang w:val="ru-RU"/>
-        </w:rPr>
         <w:t xml:space="preserve"> 4</w:t>
       </w:r>
       <w:r>
@@ -745,8 +643,8 @@
           <w14:ligatures w14:val="none"/>
         </w:rPr>
         <w:pict w14:anchorId="726BDC13">
-          <v:shape id="_x0000_i1029" type="#_x0000_t75" style="width:484.3pt;height:105.3pt">
-            <v:imagedata r:id="rId11" o:title="8"/>
+          <v:shape id="_x0000_i1029" type="#_x0000_t75" style="width:484.35pt;height:105.2pt">
+            <v:imagedata r:id="rId10" o:title="8"/>
           </v:shape>
         </w:pict>
       </w:r>
@@ -912,8 +810,8 @@
           <w14:ligatures w14:val="none"/>
         </w:rPr>
         <w:pict w14:anchorId="2EE6AC3B">
-          <v:shape id="_x0000_i1030" type="#_x0000_t75" style="width:483.6pt;height:99.85pt">
-            <v:imagedata r:id="rId12" o:title="6"/>
+          <v:shape id="_x0000_i1030" type="#_x0000_t75" style="width:483.45pt;height:99.6pt">
+            <v:imagedata r:id="rId11" o:title="6"/>
           </v:shape>
         </w:pict>
       </w:r>
@@ -3197,18 +3095,9 @@
         <w:t>) сохранятся.</w:t>
       </w:r>
     </w:p>
-    <w:p>
-      <w:pPr>
-        <w:rPr>
-          <w:noProof/>
-        </w:rPr>
-      </w:pPr>
-    </w:p>
-    <w:p/>
-    <w:p/>
     <w:sectPr>
-      <w:headerReference w:type="default" r:id="rId13"/>
-      <w:footerReference w:type="default" r:id="rId14"/>
+      <w:headerReference w:type="default" r:id="rId12"/>
+      <w:footerReference w:type="default" r:id="rId13"/>
       <w:pgSz w:w="12240" w:h="15840"/>
       <w:pgMar w:top="1134" w:right="850" w:bottom="1134" w:left="1701" w:header="708" w:footer="708" w:gutter="0"/>
       <w:cols w:space="708"/>
